--- a/Portfolio Milestone 1/Portfolio_Milestone_1_Project_List.docx
+++ b/Portfolio Milestone 1/Portfolio_Milestone_1_Project_List.docx
@@ -19,21 +19,28 @@
       </w:pPr>
       <w:r>
         <w:rPr>
+          <w:b w:val="0"/>
           <w:i/>
           <w:sz w:val="22"/>
         </w:rPr>
-        <w:t>Ten projects selected from completed course work</w:t>
+        <w:t>Nine completed projects and one future project placeholder</w:t>
       </w:r>
     </w:p>
     <w:p>
       <w:r>
         <w:rPr>
           <w:b/>
+          <w:i w:val="0"/>
         </w:rPr>
         <w:t xml:space="preserve">Overview. </w:t>
       </w:r>
+      <w:r/>
       <w:r>
-        <w:t>The following projects were selected for the final portfolio because they represent a range of data science, analytics, visualization, machine learning, forecasting, and generative AI skills. The project names are written for a professional portfolio rather than using course- or assignment-specific titles.</w:t>
+        <w:rPr>
+          <w:b w:val="0"/>
+          <w:i w:val="0"/>
+        </w:rPr>
+        <w:t>The following projects were selected for the final portfolio because they represent a range of data science, analytics, visualization, machine learning, forecasting, and generative AI skills. Nine projects have been completed, and the tenth position is reserved for a future project to be completed during the current term. The project names are written for a professional portfolio rather than using course- or assignment-specific titles.</w:t>
       </w:r>
     </w:p>
     <w:p>
@@ -290,7 +297,11 @@
         <w:spacing w:before="160" w:after="60"/>
       </w:pPr>
       <w:r>
-        <w:t>9. AI Personalized Fitness Coach Using GPT-2 and LoRA</w:t>
+        <w:rPr>
+          <w:b w:val="0"/>
+          <w:i w:val="0"/>
+        </w:rPr>
+        <w:t>9. Telecom Customer Churn Prediction</w:t>
       </w:r>
     </w:p>
     <w:p>
@@ -298,7 +309,11 @@
         <w:spacing w:after="40"/>
       </w:pPr>
       <w:r>
-        <w:t>Develops an AI-based personalized fitness coach using GPT-2 and LoRA, including model training, evaluation, inference, application development, and personalized plan generation.</w:t>
+        <w:rPr>
+          <w:b w:val="0"/>
+          <w:i w:val="0"/>
+        </w:rPr>
+        <w:t>Analyzes the IBM Telco Customer Churn dataset to identify factors associated with customer churn and develops predictive models to identify customers who may be at risk of leaving. The project compares logistic regression, random forest, and XGBoost models and evaluates performance using classification metrics.</w:t>
       </w:r>
     </w:p>
     <w:p>
@@ -308,11 +323,17 @@
       <w:r>
         <w:rPr>
           <w:b/>
+          <w:i w:val="0"/>
         </w:rPr>
         <w:t xml:space="preserve">Primary skills: </w:t>
       </w:r>
+      <w:r/>
       <w:r>
-        <w:t>Python, Hugging Face, GPT-2, LoRA, generative AI, model fine-tuning, model evaluation</w:t>
+        <w:rPr>
+          <w:b w:val="0"/>
+          <w:i w:val="0"/>
+        </w:rPr>
+        <w:t>Python, pandas, data preprocessing, exploratory data analysis, logistic regression, random forest, XGBoost, classification, model evaluation, ROC-AUC, ethical analysis</w:t>
       </w:r>
     </w:p>
     <w:p>
@@ -321,7 +342,11 @@
         <w:spacing w:before="160" w:after="60"/>
       </w:pPr>
       <w:r>
-        <w:t>10. Invoice Information Extraction Using Generative AI</w:t>
+        <w:rPr>
+          <w:b w:val="0"/>
+          <w:i w:val="0"/>
+        </w:rPr>
+        <w:t>10. Future Project - To Be Updated</w:t>
       </w:r>
     </w:p>
     <w:p>
@@ -329,7 +354,11 @@
         <w:spacing w:after="40"/>
       </w:pPr>
       <w:r>
-        <w:t>Uses generative AI to process invoice content and transform extracted information into structured JSON output, demonstrating an applied document-processing workflow.</w:t>
+        <w:rPr>
+          <w:b w:val="0"/>
+          <w:i w:val="0"/>
+        </w:rPr>
+        <w:t>Placeholder for an additional data science project that will be completed during the current term and added to the final portfolio after completion.</w:t>
       </w:r>
     </w:p>
     <w:p>
@@ -339,11 +368,17 @@
       <w:r>
         <w:rPr>
           <w:b/>
+          <w:i w:val="0"/>
         </w:rPr>
         <w:t xml:space="preserve">Primary skills: </w:t>
       </w:r>
+      <w:r/>
       <w:r>
-        <w:t>Python, generative AI, document processing, information extraction, prompt engineering, JSON</w:t>
+        <w:rPr>
+          <w:b w:val="0"/>
+          <w:i w:val="0"/>
+        </w:rPr>
+        <w:t>To be updated after project completion</w:t>
       </w:r>
     </w:p>
     <w:p/>
@@ -351,11 +386,17 @@
       <w:r>
         <w:rPr>
           <w:b/>
+          <w:i w:val="0"/>
         </w:rPr>
         <w:t xml:space="preserve">Current-course note: </w:t>
       </w:r>
+      <w:r/>
       <w:r>
-        <w:t>The Telecom Customer Churn project currently being completed is not included in this initial list. It can be evaluated for the final portfolio after completion.</w:t>
+        <w:rPr>
+          <w:b w:val="0"/>
+          <w:i w:val="0"/>
+        </w:rPr>
+        <w:t>The Telecom Customer Churn Prediction project completed during the current term has been added as Project 9. Project 10 is reserved for a future project that will be completed during the current term.</w:t>
       </w:r>
     </w:p>
     <w:sectPr>
